--- a/docs/Guide Anagrafiche Clienti, Fornitori, Indirizzi/Gestione e Associazione Indirizzi con Clienti e Fornitori su Quack erp.docx
+++ b/docs/Guide Anagrafiche Clienti, Fornitori, Indirizzi/Gestione e Associazione Indirizzi con Clienti e Fornitori su Quack erp.docx
@@ -1133,6 +1133,71 @@
       </w:r>
     </w:p>
     <w:p>
+      <w:pPr>
+        <w:rPr>
+          <w:rFonts w:eastAsia="Aptos" w:cs="Aptos"/>
+          <w:b/>
+          <w:bCs/>
+        </w:rPr>
+      </w:pPr>
+      <w:r>
+        <w:rPr>
+          <w:rFonts w:eastAsia="Aptos" w:cs="Aptos"/>
+          <w:b/>
+          <w:bCs/>
+        </w:rPr>
+        <w:t>✅ STATO ATTUALE VERIFICATO — la parola “Preventivo” indica due documenti diversi a seconda del contesto (10/07/2026)</w:t>
+      </w:r>
+    </w:p>
+    <w:p>
+      <w:r>
+        <w:rPr>
+          <w:rFonts w:eastAsia="Aptos" w:cs="Aptos"/>
+          <w:b/>
+          <w:bCs/>
+        </w:rPr>
+        <w:t xml:space="preserve">Cosa fa oggi l'ERP. </w:t>
+      </w:r>
+      <w:r>
+        <w:rPr>
+          <w:rFonts w:eastAsia="Aptos" w:cs="Aptos"/>
+        </w:rPr>
+        <w:t>Nel database esistono due tabelle completamente distinte: preventivi (usata lato vendite, per l'offerta che facciamo noi a un cliente — quella descritta in questa sezione) e offerte_testata (usata lato acquisti, per l'offerta che un fornitore fa a noi, descritta negli altri documenti di questa cartella dedicati al ciclo acquisti). In italiano la parola “preventivo” viene però usata per entrambe: sia nella documentazione, sia — verificato leggendo il codice reale — nell'interfaccia stessa dell'applicazione (il modulo acquisti mostra un pulsante con la scritta letterale “Registra Preventivo Spontaneo”, pur lavorando sulla tabella offerte_testata). L'etichetta “(Sales Order)” usata qui nel titolo della sezione, inoltre, non è corretta in senso tecnico: in inglese “Sales Order” indica un ordine di vendita già confermato, non un preventivo/quote — il termine corretto sarebbe “Sales Quote” o “Quotation”.</w:t>
+      </w:r>
+    </w:p>
+    <w:p>
+      <w:r>
+        <w:rPr>
+          <w:rFonts w:eastAsia="Aptos" w:cs="Aptos"/>
+          <w:b/>
+          <w:bCs/>
+        </w:rPr>
+        <w:t xml:space="preserve">È un problema? </w:t>
+      </w:r>
+      <w:r>
+        <w:rPr>
+          <w:rFonts w:eastAsia="Aptos" w:cs="Aptos"/>
+        </w:rPr>
+        <w:t>Non è un bug del software: è una scelta terminologica consapevole e usata in modo coerente in tutta l'applicazione. Resta però un rischio concreto di confusione per chi legge la documentazione tecnica o il database senza conoscere già lo schema: chi cerca la tabella del “preventivo” partendo dal nome ovvio (preventivi) trova la tabella giusta solo per il lato vendite; per il lato acquisti la tabella si chiama offerte_testata.</w:t>
+      </w:r>
+    </w:p>
+    <w:p>
+      <w:r>
+        <w:rPr>
+          <w:rFonts w:eastAsia="Aptos" w:cs="Aptos"/>
+          <w:b/>
+          <w:bCs/>
+        </w:rPr>
+        <w:t xml:space="preserve">📌 Miglioramento consigliato per il futuro. </w:t>
+      </w:r>
+      <w:r>
+        <w:rPr>
+          <w:rFonts w:eastAsia="Aptos" w:cs="Aptos"/>
+        </w:rPr>
+        <w:t>Rinominare le tabelle del ciclo commerciale con nomi che specificano sempre il verso (vendita/acquisto): preventivi → preventivi_vendita; offerte_testata → preventivi_acquisto; ordini_clienti → ordini_vendita; ordini_testata → ordini_acquisto. Non ancora fatto (i nomi reali nel database restano quelli storici sopra elencati) — è una modifica di schema non banale, da pianificare come intervento a sé, non improvvisata.</w:t>
+      </w:r>
+    </w:p>
+    <w:p>
       <w:r>
         <w:rPr>
           <w:rFonts w:eastAsia="Aptos" w:cs="Aptos"/>
@@ -3527,11 +3592,6 @@
           <w:rFonts w:ascii="Consolas" w:eastAsia="Consolas" w:hAnsi="Consolas" w:cs="Consolas"/>
         </w:rPr>
         <w:t xml:space="preserve">ALTER TABLE indirizzi ADD COLUMN telefono_consegna VARCHAR(20); -- </w:t>
-      </w:r>
-      <w:r>
-        <w:rPr>
-          <w:rFonts w:ascii="Consolas" w:eastAsia="Consolas" w:hAnsi="Consolas" w:cs="Consolas"/>
-        </w:rPr>
         <w:lastRenderedPageBreak/>
         <w:t>Numero del magazziniere o del cantiere</w:t>
       </w:r>
